--- a/datasheet_gen/word_templates/ESD.docx
+++ b/datasheet_gen/word_templates/ESD.docx
@@ -986,129 +986,8 @@
         <w:jc w:val="center"/>
       </w:pPr>
       <w:r>
-        <w:t xml:space="preserve">{{ img_fc_1 }}</w:t>
+        <w:t>[[esd functional check images]]</w:t>
       </w:r>
-    </w:p>
-    <w:p>
-      <w:pPr>
-        <w:pStyle w:val="Caption"/>
-        <w:spacing w:after="0" w:before="0"/>
-        <w:jc w:val="center"/>
-        <w:rPr>
-          <w:rFonts w:ascii="Arial" w:hAnsi="Arial" w:cs="Arial"/>
-          <w:b/>
-          <w:bCs/>
-          <w:i w:val="0"/>
-          <w:iCs w:val="0"/>
-          <w:color w:val="auto"/>
-          <w:sz w:val="20"/>
-          <w:szCs w:val="20"/>
-        </w:rPr>
-      </w:pPr>
-      <w:bookmarkStart w:id="135" w:name="_Toc225977189"/>
-      <w:r>
-        <w:rPr>
-          <w:rStyle w:val="Hyperlink"/>
-          <w:rFonts w:ascii="Arial" w:hAnsi="Arial" w:cs="Arial"/>
-          <w:b/>
-          <w:bCs/>
-          <w:i w:val="0"/>
-          <w:iCs w:val="0"/>
-          <w:noProof/>
-          <w:color w:val="auto"/>
-          <w:sz w:val="20"/>
-          <w:szCs w:val="20"/>
-          <w:u w:val="none"/>
-        </w:rPr>
-        <w:t xml:space="preserve">{{ img_fc_1_caption }}</w:t>
-      </w:r>
-      <w:bookmarkEnd w:id="135"/>
-    </w:p>
-    <w:p>
-      <w:pPr>
-        <w:jc w:val="center"/>
-      </w:pPr>
-      <w:r>
-        <w:t xml:space="preserve">{{ img_fc_2 }}</w:t>
-      </w:r>
-    </w:p>
-    <w:p>
-      <w:pPr>
-        <w:pStyle w:val="Caption"/>
-        <w:spacing w:after="0" w:before="0"/>
-        <w:jc w:val="center"/>
-        <w:rPr>
-          <w:rFonts w:ascii="Arial" w:hAnsi="Arial" w:cs="Arial"/>
-          <w:b/>
-          <w:bCs/>
-          <w:i w:val="0"/>
-          <w:iCs w:val="0"/>
-          <w:color w:val="auto"/>
-          <w:sz w:val="20"/>
-          <w:szCs w:val="20"/>
-        </w:rPr>
-      </w:pPr>
-      <w:bookmarkStart w:id="135" w:name="_Toc225977189"/>
-      <w:r>
-        <w:rPr>
-          <w:rStyle w:val="Hyperlink"/>
-          <w:rFonts w:ascii="Arial" w:hAnsi="Arial" w:cs="Arial"/>
-          <w:b/>
-          <w:bCs/>
-          <w:i w:val="0"/>
-          <w:iCs w:val="0"/>
-          <w:noProof/>
-          <w:color w:val="auto"/>
-          <w:sz w:val="20"/>
-          <w:szCs w:val="20"/>
-          <w:u w:val="none"/>
-        </w:rPr>
-        <w:t xml:space="preserve">{{ img_fc_2_caption }}</w:t>
-      </w:r>
-      <w:bookmarkEnd w:id="135"/>
-    </w:p>
-    <w:p>
-      <w:pPr>
-        <w:jc w:val="center"/>
-      </w:pPr>
-      <w:r>
-        <w:t xml:space="preserve">{{ img_fc_3 }}</w:t>
-      </w:r>
-    </w:p>
-    <w:p>
-      <w:pPr>
-        <w:pStyle w:val="Caption"/>
-        <w:spacing w:after="0" w:before="0"/>
-        <w:jc w:val="center"/>
-        <w:rPr>
-          <w:rFonts w:ascii="Arial" w:hAnsi="Arial" w:cs="Arial"/>
-          <w:b/>
-          <w:bCs/>
-          <w:i w:val="0"/>
-          <w:iCs w:val="0"/>
-          <w:color w:val="auto"/>
-          <w:sz w:val="20"/>
-          <w:szCs w:val="20"/>
-        </w:rPr>
-      </w:pPr>
-      <w:bookmarkStart w:id="135" w:name="_Toc225977189"/>
-      <w:r>
-        <w:rPr>
-          <w:rStyle w:val="Hyperlink"/>
-          <w:rFonts w:ascii="Arial" w:hAnsi="Arial" w:cs="Arial"/>
-          <w:b/>
-          <w:bCs/>
-          <w:i w:val="0"/>
-          <w:iCs w:val="0"/>
-          <w:noProof/>
-          <w:color w:val="auto"/>
-          <w:sz w:val="20"/>
-          <w:szCs w:val="20"/>
-          <w:u w:val="none"/>
-        </w:rPr>
-        <w:t xml:space="preserve">{{ img_fc_3_caption }}</w:t>
-      </w:r>
-      <w:bookmarkEnd w:id="135"/>
     </w:p>
     <w:p>
       <w:pPr>
@@ -5867,202 +5746,6 @@
         <w:tc>
           <w:tcPr>
             <w:tcW w:type="dxa" w:w="1804"/>
-          </w:tcPr>
-          <w:p/>
-        </w:tc>
-      </w:tr>
-    </w:tbl>
-    <w:p>
-      <w:pPr>
-        <w:spacing w:after="0"/>
-      </w:pPr>
-    </w:p>
-    <w:p>
-      <w:pPr>
-        <w:pStyle w:val="Heading2"/>
-        <w:numPr>
-          <w:ilvl w:val="1"/>
-          <w:numId w:val="6"/>
-        </w:numPr>
-        <w:spacing w:before="0"/>
-        <w:rPr>
-          <w:rFonts w:ascii="Arial" w:hAnsi="Arial" w:cs="Arial"/>
-          <w:b/>
-          <w:bCs/>
-          <w:color w:val="auto"/>
-          <w:sz w:val="22"/>
-          <w:szCs w:val="22"/>
-          <w:lang w:val="en-US"/>
-        </w:rPr>
-      </w:pPr>
-      <w:bookmarkStart w:id="140" w:name="_Toc226113533"/>
-      <w:r>
-        <w:rPr>
-          <w:rFonts w:ascii="Arial" w:hAnsi="Arial" w:cs="Arial"/>
-          <w:b/>
-          <w:bCs/>
-          <w:color w:val="auto"/>
-          <w:sz w:val="22"/>
-          <w:szCs w:val="22"/>
-          <w:lang w:val="en-US"/>
-        </w:rPr>
-        <w:t>SOFTWARE USED</w:t>
-      </w:r>
-      <w:bookmarkEnd w:id="140"/>
-      <w:r>
-        <w:rPr>
-          <w:rFonts w:ascii="Arial" w:hAnsi="Arial" w:cs="Arial"/>
-          <w:b/>
-          <w:bCs/>
-          <w:color w:val="auto"/>
-          <w:sz w:val="22"/>
-          <w:szCs w:val="22"/>
-          <w:lang w:val="en-US"/>
-        </w:rPr>
-        <w:t xml:space="preserve"> </w:t>
-      </w:r>
-    </w:p>
-    <w:p>
-      <w:pPr>
-        <w:spacing w:after="0"/>
-        <w:rPr>
-          <w:sz w:val="12"/>
-          <w:szCs w:val="12"/>
-          <w:lang w:val="en-US"/>
-        </w:rPr>
-      </w:pPr>
-    </w:p>
-    <w:tbl>
-      <w:tblPr>
-        <w:tblStyle w:val="TableGrid"/>
-        <w:tblW w:w="5000" w:type="pct"/>
-        <w:tblLook w:val="04A0" w:firstRow="1" w:lastRow="0" w:firstColumn="1" w:lastColumn="0" w:noHBand="0" w:noVBand="1"/>
-      </w:tblPr>
-      <w:tblGrid>
-        <w:gridCol w:w="4510"/>
-        <w:gridCol w:w="4506"/>
-      </w:tblGrid>
-      <w:tr>
-        <w:trPr>
-          <w:trHeight w:val="340"/>
-          <w:tblHeader/>
-        </w:trPr>
-        <w:tc>
-          <w:tcPr>
-            <w:tcW w:w="2501" w:type="pct"/>
-            <w:vAlign w:val="center"/>
-          </w:tcPr>
-          <w:p>
-            <w:pPr>
-              <w:jc w:val="center"/>
-              <w:rPr>
-                <w:rFonts w:ascii="Arial" w:hAnsi="Arial" w:cs="Arial"/>
-                <w:b/>
-                <w:bCs/>
-                <w:lang w:val="en-US"/>
-              </w:rPr>
-            </w:pPr>
-            <w:r>
-              <w:rPr>
-                <w:rFonts w:ascii="Arial" w:hAnsi="Arial" w:cs="Arial"/>
-                <w:b/>
-                <w:bCs/>
-                <w:lang w:val="en-US"/>
-              </w:rPr>
-              <w:t>Software Name</w:t>
-            </w:r>
-          </w:p>
-        </w:tc>
-        <w:tc>
-          <w:tcPr>
-            <w:tcW w:w="2499" w:type="pct"/>
-            <w:vAlign w:val="center"/>
-          </w:tcPr>
-          <w:p>
-            <w:pPr>
-              <w:jc w:val="center"/>
-              <w:rPr>
-                <w:rFonts w:ascii="Arial" w:hAnsi="Arial" w:cs="Arial"/>
-                <w:b/>
-                <w:bCs/>
-                <w:lang w:val="en-US"/>
-              </w:rPr>
-            </w:pPr>
-            <w:r>
-              <w:rPr>
-                <w:rFonts w:ascii="Arial" w:hAnsi="Arial" w:cs="Arial"/>
-                <w:b/>
-                <w:bCs/>
-                <w:lang w:val="en-US"/>
-              </w:rPr>
-              <w:t>Software Version</w:t>
-            </w:r>
-          </w:p>
-        </w:tc>
-      </w:tr>
-      <w:tr>
-        <w:tc>
-          <w:tcPr>
-            <w:tcW w:type="dxa" w:w="4510"/>
-          </w:tcPr>
-          <w:p>
-            <w:r/>
-            <w:r>
-              <w:t>{%tr for r in software_used_rows %}</w:t>
-            </w:r>
-          </w:p>
-        </w:tc>
-        <w:tc>
-          <w:tcPr>
-            <w:tcW w:type="dxa" w:w="4506"/>
-          </w:tcPr>
-          <w:p/>
-        </w:tc>
-      </w:tr>
-      <w:tr>
-        <w:trPr>
-          <w:trHeight w:val="340"/>
-        </w:trPr>
-        <w:tc>
-          <w:tcPr>
-            <w:tcW w:w="2501" w:type="pct"/>
-            <w:vAlign w:val="center"/>
-          </w:tcPr>
-          <w:p>
-            <w:r/>
-            <w:r>
-              <w:t>{{ r.c0 }}</w:t>
-            </w:r>
-          </w:p>
-        </w:tc>
-        <w:tc>
-          <w:tcPr>
-            <w:tcW w:w="2499" w:type="pct"/>
-            <w:vAlign w:val="center"/>
-          </w:tcPr>
-          <w:p>
-            <w:r/>
-            <w:r>
-              <w:t>{{ r.c1 }}</w:t>
-            </w:r>
-          </w:p>
-        </w:tc>
-      </w:tr>
-      <w:tr>
-        <w:tc>
-          <w:tcPr>
-            <w:tcW w:type="dxa" w:w="4510"/>
-          </w:tcPr>
-          <w:p>
-            <w:r/>
-            <w:r>
-              <w:t>{%tr endfor %}</w:t>
-            </w:r>
-          </w:p>
-        </w:tc>
-        <w:tc>
-          <w:tcPr>
-            <w:tcW w:type="dxa" w:w="4506"/>
           </w:tcPr>
           <w:p/>
         </w:tc>
